--- a/COUCHE DE FORME.docx
+++ b/COUCHE DE FORME.docx
@@ -14376,10 +14376,18 @@
           <w:p>
             <w:pPr>
               <w:pStyle w:val="TableParagraph"/>
-              <w:rPr>
-                <w:lang w:val="fr-FR"/>
-              </w:rPr>
-            </w:pPr>
+              <w:jc w:val="center"/>
+              <w:rPr>
+                <w:lang w:val="fr-FR"/>
+              </w:rPr>
+            </w:pPr>
+            <w:r>
+              <w:rPr>
+                <w:sz w:val="44"/>
+                <w:szCs w:val="44"/>
+              </w:rPr>
+              <w:sym w:font="Wingdings 2" w:char="F050"/>
+            </w:r>
           </w:p>
         </w:tc>
         <w:tc>
@@ -14498,10 +14506,18 @@
           <w:p>
             <w:pPr>
               <w:pStyle w:val="TableParagraph"/>
-              <w:rPr>
-                <w:lang w:val="fr-FR"/>
-              </w:rPr>
-            </w:pPr>
+              <w:jc w:val="center"/>
+              <w:rPr>
+                <w:lang w:val="fr-FR"/>
+              </w:rPr>
+            </w:pPr>
+            <w:r>
+              <w:rPr>
+                <w:sz w:val="44"/>
+                <w:szCs w:val="44"/>
+              </w:rPr>
+              <w:sym w:font="Wingdings 2" w:char="F050"/>
+            </w:r>
           </w:p>
         </w:tc>
         <w:tc>
@@ -14618,10 +14634,18 @@
           <w:p>
             <w:pPr>
               <w:pStyle w:val="TableParagraph"/>
-              <w:rPr>
-                <w:lang w:val="fr-FR"/>
-              </w:rPr>
-            </w:pPr>
+              <w:jc w:val="center"/>
+              <w:rPr>
+                <w:lang w:val="fr-FR"/>
+              </w:rPr>
+            </w:pPr>
+            <w:r>
+              <w:rPr>
+                <w:sz w:val="44"/>
+                <w:szCs w:val="44"/>
+              </w:rPr>
+              <w:sym w:font="Wingdings 2" w:char="F050"/>
+            </w:r>
           </w:p>
         </w:tc>
         <w:tc>
@@ -14751,10 +14775,18 @@
           <w:p>
             <w:pPr>
               <w:pStyle w:val="TableParagraph"/>
-              <w:rPr>
-                <w:lang w:val="fr-FR"/>
-              </w:rPr>
-            </w:pPr>
+              <w:jc w:val="center"/>
+              <w:rPr>
+                <w:lang w:val="fr-FR"/>
+              </w:rPr>
+            </w:pPr>
+            <w:r>
+              <w:rPr>
+                <w:sz w:val="44"/>
+                <w:szCs w:val="44"/>
+              </w:rPr>
+              <w:sym w:font="Wingdings 2" w:char="F050"/>
+            </w:r>
           </w:p>
         </w:tc>
         <w:tc>
@@ -14892,10 +14924,18 @@
           <w:p>
             <w:pPr>
               <w:pStyle w:val="TableParagraph"/>
-              <w:rPr>
-                <w:lang w:val="fr-FR"/>
-              </w:rPr>
-            </w:pPr>
+              <w:jc w:val="center"/>
+              <w:rPr>
+                <w:lang w:val="fr-FR"/>
+              </w:rPr>
+            </w:pPr>
+            <w:r>
+              <w:rPr>
+                <w:sz w:val="44"/>
+                <w:szCs w:val="44"/>
+              </w:rPr>
+              <w:sym w:font="Wingdings 2" w:char="F050"/>
+            </w:r>
           </w:p>
         </w:tc>
         <w:tc>
